--- a/docs/Лаб5.docx
+++ b/docs/Лаб5.docx
@@ -7,12 +7,13 @@
         <w:spacing w:after="40" w:line="240" w:lineRule="auto"/>
         <w:jc w:val="center"/>
         <w:rPr>
+          <w:bCs/>
           <w:lang w:val="ru-RU"/>
         </w:rPr>
       </w:pPr>
       <w:r>
         <w:rPr>
-          <w:b/>
+          <w:bCs/>
           <w:lang w:val="ru-RU"/>
         </w:rPr>
         <w:t>МИНИСТЕРСТВО НАУКИ И ВЫСШЕГО ОБРАЗОВАНИЯ</w:t>
@@ -23,12 +24,13 @@
         <w:spacing w:after="40" w:line="240" w:lineRule="auto"/>
         <w:jc w:val="center"/>
         <w:rPr>
+          <w:bCs/>
           <w:lang w:val="ru-RU"/>
         </w:rPr>
       </w:pPr>
       <w:r>
         <w:rPr>
-          <w:b/>
+          <w:bCs/>
           <w:lang w:val="ru-RU"/>
         </w:rPr>
         <w:t>РОССИЙСКОЙ ФЕДЕРАЦИИ</w:t>
@@ -39,11 +41,13 @@
         <w:spacing w:after="40" w:line="240" w:lineRule="auto"/>
         <w:jc w:val="center"/>
         <w:rPr>
+          <w:bCs/>
           <w:lang w:val="ru-RU"/>
         </w:rPr>
       </w:pPr>
       <w:r>
         <w:rPr>
+          <w:bCs/>
           <w:lang w:val="ru-RU"/>
         </w:rPr>
         <w:t>ФГБОУ ВО «</w:t>
@@ -51,6 +55,7 @@
       <w:proofErr w:type="spellStart"/>
       <w:r>
         <w:rPr>
+          <w:bCs/>
           <w:lang w:val="ru-RU"/>
         </w:rPr>
         <w:t>ДонНТУ</w:t>
@@ -58,6 +63,7 @@
       <w:proofErr w:type="spellEnd"/>
       <w:r>
         <w:rPr>
+          <w:bCs/>
           <w:lang w:val="ru-RU"/>
         </w:rPr>
         <w:t>»</w:t>
@@ -68,11 +74,13 @@
         <w:spacing w:after="40" w:line="240" w:lineRule="auto"/>
         <w:jc w:val="center"/>
         <w:rPr>
+          <w:bCs/>
           <w:lang w:val="ru-RU"/>
         </w:rPr>
       </w:pPr>
       <w:r>
         <w:rPr>
+          <w:bCs/>
           <w:lang w:val="ru-RU"/>
         </w:rPr>
         <w:t>Факультет Интеллектуальных систем и программирования</w:t>
@@ -83,11 +91,13 @@
         <w:spacing w:after="40" w:line="240" w:lineRule="auto"/>
         <w:jc w:val="center"/>
         <w:rPr>
+          <w:bCs/>
           <w:lang w:val="ru-RU"/>
         </w:rPr>
       </w:pPr>
       <w:r>
         <w:rPr>
+          <w:bCs/>
           <w:lang w:val="ru-RU"/>
         </w:rPr>
         <w:t>Кафедра «Программная инженерия» им. Л.П. Фельдмана</w:t>
@@ -96,6 +106,7 @@
     <w:p>
       <w:pPr>
         <w:rPr>
+          <w:bCs/>
           <w:lang w:val="ru-RU"/>
         </w:rPr>
       </w:pPr>
@@ -103,6 +114,7 @@
     <w:p>
       <w:pPr>
         <w:rPr>
+          <w:bCs/>
           <w:lang w:val="ru-RU"/>
         </w:rPr>
       </w:pPr>
@@ -110,6 +122,7 @@
     <w:p>
       <w:pPr>
         <w:rPr>
+          <w:bCs/>
           <w:lang w:val="ru-RU"/>
         </w:rPr>
       </w:pPr>
@@ -117,6 +130,7 @@
     <w:p>
       <w:pPr>
         <w:rPr>
+          <w:bCs/>
           <w:lang w:val="ru-RU"/>
         </w:rPr>
       </w:pPr>
@@ -126,12 +140,13 @@
         <w:spacing w:after="120" w:line="240" w:lineRule="auto"/>
         <w:jc w:val="center"/>
         <w:rPr>
+          <w:bCs/>
           <w:lang w:val="ru-RU"/>
         </w:rPr>
       </w:pPr>
       <w:r>
         <w:rPr>
-          <w:b/>
+          <w:bCs/>
           <w:sz w:val="32"/>
           <w:lang w:val="ru-RU"/>
         </w:rPr>
@@ -143,11 +158,13 @@
         <w:spacing w:after="120" w:line="240" w:lineRule="auto"/>
         <w:jc w:val="center"/>
         <w:rPr>
+          <w:bCs/>
           <w:lang w:val="ru-RU"/>
         </w:rPr>
       </w:pPr>
       <w:r>
         <w:rPr>
+          <w:bCs/>
           <w:lang w:val="ru-RU"/>
         </w:rPr>
         <w:t>по курсу: «Профессиональная практика программной инженерии»</w:t>
@@ -158,11 +175,13 @@
         <w:spacing w:after="0" w:line="240" w:lineRule="auto"/>
         <w:jc w:val="center"/>
         <w:rPr>
+          <w:bCs/>
           <w:lang w:val="ru-RU"/>
         </w:rPr>
       </w:pPr>
       <w:r>
         <w:rPr>
+          <w:bCs/>
           <w:lang w:val="ru-RU"/>
         </w:rPr>
         <w:t>по теме: «Разработка ручной документации»</w:t>
@@ -171,6 +190,7 @@
     <w:p>
       <w:pPr>
         <w:rPr>
+          <w:bCs/>
           <w:lang w:val="ru-RU"/>
         </w:rPr>
       </w:pPr>
@@ -178,6 +198,7 @@
     <w:p>
       <w:pPr>
         <w:rPr>
+          <w:bCs/>
           <w:lang w:val="ru-RU"/>
         </w:rPr>
       </w:pPr>
@@ -185,6 +206,7 @@
     <w:p>
       <w:pPr>
         <w:rPr>
+          <w:bCs/>
           <w:lang w:val="ru-RU"/>
         </w:rPr>
       </w:pPr>
@@ -192,6 +214,7 @@
     <w:p>
       <w:pPr>
         <w:rPr>
+          <w:bCs/>
           <w:lang w:val="ru-RU"/>
         </w:rPr>
       </w:pPr>
@@ -201,11 +224,13 @@
         <w:spacing w:line="240" w:lineRule="auto"/>
         <w:jc w:val="right"/>
         <w:rPr>
+          <w:bCs/>
           <w:lang w:val="ru-RU"/>
         </w:rPr>
       </w:pPr>
       <w:r>
         <w:rPr>
+          <w:bCs/>
           <w:lang w:val="ru-RU"/>
         </w:rPr>
         <w:t>Выполнил:</w:t>
@@ -216,11 +241,13 @@
         <w:spacing w:line="240" w:lineRule="auto"/>
         <w:jc w:val="right"/>
         <w:rPr>
+          <w:bCs/>
           <w:lang w:val="ru-RU"/>
         </w:rPr>
       </w:pPr>
       <w:r>
         <w:rPr>
+          <w:bCs/>
           <w:lang w:val="ru-RU"/>
         </w:rPr>
         <w:t>ст. гр. ПИ-22б</w:t>
@@ -231,11 +258,13 @@
         <w:spacing w:line="240" w:lineRule="auto"/>
         <w:jc w:val="right"/>
         <w:rPr>
+          <w:bCs/>
           <w:lang w:val="ru-RU"/>
         </w:rPr>
       </w:pPr>
       <w:r>
         <w:rPr>
+          <w:bCs/>
           <w:lang w:val="ru-RU"/>
         </w:rPr>
         <w:t>Клопот В. А.</w:t>
@@ -246,11 +275,13 @@
         <w:spacing w:line="240" w:lineRule="auto"/>
         <w:jc w:val="right"/>
         <w:rPr>
+          <w:bCs/>
           <w:lang w:val="ru-RU"/>
         </w:rPr>
       </w:pPr>
       <w:r>
         <w:rPr>
+          <w:bCs/>
           <w:lang w:val="ru-RU"/>
         </w:rPr>
         <w:t>Проверил:</w:t>
@@ -261,11 +292,13 @@
         <w:spacing w:line="240" w:lineRule="auto"/>
         <w:jc w:val="right"/>
         <w:rPr>
+          <w:bCs/>
           <w:lang w:val="ru-RU"/>
         </w:rPr>
       </w:pPr>
       <w:r>
         <w:rPr>
+          <w:bCs/>
           <w:lang w:val="ru-RU"/>
         </w:rPr>
         <w:t>Ищенко А.П.</w:t>
@@ -276,12 +309,14 @@
         <w:spacing w:line="240" w:lineRule="auto"/>
         <w:jc w:val="right"/>
         <w:rPr>
+          <w:bCs/>
           <w:lang w:val="ru-RU"/>
         </w:rPr>
       </w:pPr>
       <w:proofErr w:type="spellStart"/>
       <w:r>
         <w:rPr>
+          <w:bCs/>
           <w:lang w:val="ru-RU"/>
         </w:rPr>
         <w:t>Филипишин</w:t>
@@ -289,6 +324,7 @@
       <w:proofErr w:type="spellEnd"/>
       <w:r>
         <w:rPr>
+          <w:bCs/>
           <w:lang w:val="ru-RU"/>
         </w:rPr>
         <w:t xml:space="preserve"> Д.А.</w:t>
@@ -299,6 +335,7 @@
         <w:spacing w:line="240" w:lineRule="auto"/>
         <w:jc w:val="right"/>
         <w:rPr>
+          <w:bCs/>
           <w:lang w:val="ru-RU"/>
         </w:rPr>
       </w:pPr>
@@ -308,6 +345,7 @@
         <w:spacing w:line="240" w:lineRule="auto"/>
         <w:jc w:val="right"/>
         <w:rPr>
+          <w:bCs/>
           <w:lang w:val="ru-RU"/>
         </w:rPr>
       </w:pPr>
@@ -317,6 +355,7 @@
         <w:spacing w:line="240" w:lineRule="auto"/>
         <w:jc w:val="right"/>
         <w:rPr>
+          <w:bCs/>
           <w:lang w:val="ru-RU"/>
         </w:rPr>
       </w:pPr>
@@ -326,6 +365,7 @@
         <w:spacing w:line="240" w:lineRule="auto"/>
         <w:jc w:val="right"/>
         <w:rPr>
+          <w:bCs/>
           <w:lang w:val="ru-RU"/>
         </w:rPr>
       </w:pPr>
@@ -335,11 +375,13 @@
         <w:spacing w:after="0" w:line="240" w:lineRule="auto"/>
         <w:jc w:val="center"/>
         <w:rPr>
+          <w:bCs/>
           <w:lang w:val="ru-RU"/>
         </w:rPr>
       </w:pPr>
       <w:r>
         <w:rPr>
+          <w:bCs/>
           <w:lang w:val="ru-RU"/>
         </w:rPr>
         <w:t>ДОНЕЦК – 2026</w:t>
@@ -596,6 +638,7 @@
       <w:r>
         <w:rPr>
           <w:b/>
+          <w:noProof/>
           <w:lang w:val="ru-RU"/>
         </w:rPr>
         <w:drawing>
@@ -663,6 +706,7 @@
       </w:pPr>
       <w:r>
         <w:rPr>
+          <w:noProof/>
           <w:lang w:val="ru-RU"/>
         </w:rPr>
         <w:lastRenderedPageBreak/>
@@ -728,6 +772,7 @@
       </w:pPr>
       <w:r>
         <w:rPr>
+          <w:noProof/>
           <w:lang w:val="ru-RU"/>
         </w:rPr>
         <w:drawing>
